--- a/example_articles/states/Kentucky/5.states_Kentucky_Other_publisher.docx
+++ b/example_articles/states/Kentucky/5.states_Kentucky_Other_publisher.docx
@@ -27,17 +27,17 @@
     </w:p>
     <w:p>
       <w:r>
-        <w:t>Source File: Other publishers/Files (500) (8).DOCX</w:t>
+        <w:t>Source file: Other publishers/Files (500) (8).DOCX</w:t>
       </w:r>
     </w:p>
     <w:p>
       <w:r>
-        <w:t>Raw locations result: ['Kentucky']</w:t>
+        <w:t>Raw locations result, 'locations': ['Kentucky']</w:t>
       </w:r>
     </w:p>
     <w:p>
       <w:r>
-        <w:t>states_stand_flat (Standardized): Kentucky</w:t>
+        <w:t>Standardized locations result, 'states_stand_flat': Kentucky</w:t>
       </w:r>
     </w:p>
     <w:p>

--- a/example_articles/states/Kentucky/5.states_Kentucky_Other_publisher.docx
+++ b/example_articles/states/Kentucky/5.states_Kentucky_Other_publisher.docx
@@ -7,7 +7,7 @@
         <w:pStyle w:val="Heading1"/>
       </w:pPr>
       <w:r>
-        <w:t>MEXICO SEIZES ILLICIT ALCOHOL FROM RESORTS</w:t>
+        <w:t>DIVERSITY PUTS ITS STAMP ON POETRY</w:t>
       </w:r>
     </w:p>
     <w:p>
@@ -17,17 +17,17 @@
     </w:p>
     <w:p>
       <w:r>
-        <w:t>Date: 2017-08-16</w:t>
+        <w:t>Date: 1996-09-29</w:t>
       </w:r>
     </w:p>
     <w:p>
       <w:r>
-        <w:t>Section: WORLD; WORLD BRIEFS; Pg. A-4</w:t>
+        <w:t>Section: ARTS &amp; ENTERTAINMENT,</w:t>
       </w:r>
     </w:p>
     <w:p>
       <w:r>
-        <w:t>Source file: Other publishers/Files (500) (8).DOCX</w:t>
+        <w:t>Source file: Other publishers/Files (500) (23).DOCX</w:t>
       </w:r>
     </w:p>
     <w:p>
@@ -49,37 +49,49 @@
     </w:p>
     <w:p>
       <w:r>
-        <w:t>Mexican authorities swept through 31 resorts, restaurants and nightclubs in Cancun and Playa del Carmen in recent days, suspending operations at two for unsanitary alcohol and in the process discovered a sketchy manufacturer that was supplying tourist hot spots.</w:t>
+        <w:t>Poets, we've got 'em:</w:t>
         <w:br/>
-        <w:t>Regulators seized 10,000 gallons of illicit alcohol from the company, noting its "bad manufacturing practices," government officials said last week. They did not release the company's name.</w:t>
+        <w:t>Latino, gay, American Indian, New Age, white males over 40, lesbians under 40, convicts, single black women, Asian refugees . . .</w:t>
         <w:br/>
-        <w:t>Among those suspended: the lobby bar in the Iberostar Paraiso Maya, a resort in the complex where Abbey Conner, a 20-year-old Wisconsin woman, drowned amid suspicious circumstances while on vacation with her family in January.</w:t>
+        <w:t>American poetry, much like prose, is fragmenting all over the place. You can call it multiculturalism, tribalism, cultural diversity, niche marketing, but whatever the name, today's poetry community has more specialists than a pro football team.</w:t>
         <w:br/>
-        <w:t>Other vacationers later told the Milwaukee Journal Sentinel they had blacked out and been assaulted at the resort after drinking at the beach and pool bars.</w:t>
+        <w:t>The range of anthologies coming on the market is evidence of that trend, hailed in some quarters, attacked in others. The chief targets are the old white guys who have forever dominated the field, from academics to publishing to the awards committees.</w:t>
         <w:br/>
-        <w:t>Regulators also temporarily shut down Fat Tuesday, a bar in Cancun. They seized a total of 90 gallons of illicit alcohol from the two places, including some from Iberostar's lobby bar that was unlabeled.</w:t>
+        <w:t>Adrienne Rich in her introduction to ''The Best American Poetry of 1996,'' sees hope in the emergence of projects that can break the hold that white men have had on poetry in this country.</w:t>
         <w:br/>
-        <w:t>Britain's Brexit trade plan</w:t>
+        <w:t>She calls that hold a ''defacto apartheid of our institutionalized literary culture. Apartheid of the imagination becomes a blockage in the throat of poetry.''</w:t>
         <w:br/>
-        <w:t>To Guy Verhofstadt, the European Parliament's coordinator on Britain's exit from the European Union, it is "fantasy"; to Britain's opposition Labour Party, "contradictory"; and to Nicola Sturgeon, the first minister of Scotland, "daft."</w:t>
+        <w:t>Rich cites such efforts as the National Writers Voice and the Working Class Kitchen in Kentucky as a means of ''bringing poetry into local communities''</w:t>
         <w:br/>
-        <w:t>On Tuesday, reaction to a new British proposal designed to avert a damaging rupture in trade when the country leaves the European Union underscored the deepening troubles in Britain's contentious path to negotiating its withdrawal.</w:t>
+        <w:t>Richard Wilbur, who falls into Rich's ''white men'' category, chafes a bit at these words. ''I'm a little disappointed in Adrienne's comments. For years while I was editing the Wesleyan Review, we were looking all the time to find the best new poets - women, minorities - we could. But we weren't willing to print something that wasn't any good.''</w:t>
         <w:br/>
-        <w:t>After months of internal feuding, Britain's government said it wanted to remain - temporarily - in something similar to the European customs union immediately after the withdrawal, scheduled for 2019, to avert the types of border checks that could cause chaos at British ports and at the border with Ireland.</w:t>
+        <w:t>Verse, good and bad, has been Wilbur's profession for many of his 75 years. He's been the poet laureate of the United States, a Pulitzer Prize winner, the definitive translator of Moliere and Racine for the modern stage and all the while adding to his large body of poetry.</w:t>
         <w:br/>
-        <w:t>Under the proposal, Britain would quit the customs union, but seek to join something almost identical for a period. During that time, it would want to be allowed to sign - but not put into effect - trade deals with other partners.</w:t>
+        <w:t>Wilbur comes here Wednesday to open the new season of the International Poetry Forum. The reading is at 8 p.m. at the Carnegie Lecture Hall. (For tickets, call 621-9893.)</w:t>
         <w:br/>
-        <w:t>British business groups, relieved to see a way to manage the short-term risks of quitting the European Union, welcomed those plans.</w:t>
+        <w:t>Following another reading elsewhere several years ago, Wilbur was approached by a listener who asked him if he read ''gay poets, Latino poets, women poets.''</w:t>
         <w:br/>
-        <w:t>London inferno inquiry</w:t>
+        <w:t>''I said, 'I don't read category poets. I read good poetry.'</w:t>
         <w:br/>
-        <w:t>A British government inquiry into the deadly inferno at a London high-rise for working-class tenants will examine the conduct of local authorities, but not the broader issues involving low-income housing, the government said Tuesday.</w:t>
+        <w:t>''I'm afraid that what's happened in poetry today is part of the flavor of our life now,'' Wilbur said. ''Elizabeth Bishop was a wonderful poet and a lesbian, but she never agreed to place her work in anthologies of poetry by women. She reasoned that she was either a poet or she wasn't.''</w:t>
         <w:br/>
-        <w:t>The June 14 fire at the high-rise, the Grenfell Tower, a neglected 24-story complex in one of London's most affluent boroughs, left at least 80 people dead and laid bare the class divisions in the heart of the British capital. There have been complaints that concerns raised by the area's poorer residents were not heard or taken seriously.</w:t>
+        <w:t>Contemporary poetry is not ''universally healthy at present,'' Wilbur feels.</w:t>
         <w:br/>
-        <w:t>Also in the world ...</w:t>
+        <w:t>''There's a great deal of second-rate work getting published, slack, prosaic, personal, dull and unambitious. But, you know, it doesn't worry me all that much. When I was poet laureate, I was constantly asked by the press to assess 'the health' of poetry,' so I developed this answer:</w:t>
         <w:br/>
-        <w:t>Italy's Interior Minister Marco Minetti said that his nation's aggressive approach to halting migration across the Mediterranean was making progress, amid a steep drop in the number of migrants arriving on Italy's shores in the last month. ... Germany's second largest airline, Air Berlin, has filed for bankruptcy protection after main shareholder Etihad said it would make no more financing available following years of unsuccessful turnaround attempts.</w:t>
+        <w:t>'' 'There are about 40 American poets around I would be interested in reading, and that's a treasure.' ''</w:t>
+        <w:br/>
+        <w:t>But, at present, 17th-century French verse rather than modern American poetry is Wilbur's concern. His latest project is the translation of Moliere's ''Don Juan,'' one of the French playwright's few prose plays.</w:t>
+        <w:br/>
+        <w:t>The standard form at the time was the rhymed couplet, and Wilbur has reworked seven Moliere works using that form for English-speaking audiences.</w:t>
+        <w:br/>
+        <w:t>Starting nearly 50 years ago, Wilbur began to preserve the classic French dramatic form at a time when Moliere, Racine and others were translated into prose only.</w:t>
+        <w:br/>
+        <w:t>His Moliere translations have reached Broadway, most recently last year, when Brian Bedford brought ''The School for Husbands'' and ''The Imaginary Cuckold'' to New York. The Pittsburgh Public Theater performed Wilbur's ''The School for Wives'' in '93.</w:t>
+        <w:br/>
+        <w:t>''I've always had a knack for rhyme and meter, so perhaps I've been able to do justice to Moliere,'' said Wilbur, who sees poets returning to those traditional forms.</w:t>
+        <w:br/>
+        <w:t>''There's a growing tendency within poetry now to take up rhyme and meter again. Free verse seems to have finally exhausted itself as more people discover how precise your language can be by using the traditional forms.''</w:t>
       </w:r>
     </w:p>
     <w:sectPr>

--- a/example_articles/states/Kentucky/5.states_Kentucky_Other_publisher.docx
+++ b/example_articles/states/Kentucky/5.states_Kentucky_Other_publisher.docx
@@ -7,7 +7,7 @@
         <w:pStyle w:val="Heading1"/>
       </w:pPr>
       <w:r>
-        <w:t>DIVERSITY PUTS ITS STAMP ON POETRY</w:t>
+        <w:t>U.S. wage disparity took another left turn; Economic, job growth translate into deepening gap between wealthiest, poorest Americans; WAGES</w:t>
       </w:r>
     </w:p>
     <w:p>
@@ -17,17 +17,17 @@
     </w:p>
     <w:p>
       <w:r>
-        <w:t>Date: 1996-09-29</w:t>
+        <w:t>Date: 2017-02-27</w:t>
       </w:r>
     </w:p>
     <w:p>
       <w:r>
-        <w:t>Section: ARTS &amp; ENTERTAINMENT,</w:t>
+        <w:t>Section: ; Pg. SB4</w:t>
       </w:r>
     </w:p>
     <w:p>
       <w:r>
-        <w:t>Source file: Other publishers/Files (500) (23).DOCX</w:t>
+        <w:t>Source file: Other publishers/Files (500) (8).DOCX</w:t>
       </w:r>
     </w:p>
     <w:p>
@@ -49,49 +49,25 @@
     </w:p>
     <w:p>
       <w:r>
-        <w:t>Poets, we've got 'em:</w:t>
+        <w:t>Workers load stakes onto a tractor in Simpsonville, Kentucky. Economic growth hasn't managed to reduce a wage gap.</w:t>
         <w:br/>
-        <w:t>Latino, gay, American Indian, New Age, white males over 40, lesbians under 40, convicts, single black women, Asian refugees . . .</w:t>
+        <w:t>The picture on income inequality in America just got a little bleaker.</w:t>
         <w:br/>
-        <w:t>American poetry, much like prose, is fragmenting all over the place. You can call it multiculturalism, tribalism, cultural diversity, niche marketing, but whatever the name, today's poetry community has more specialists than a pro football team.</w:t>
+        <w:t>Top wage earners last year made 5.05 times what their lowest-income counterparts took home, the widest gap in data going back to 1979, according to the Labor Department. What's worse, it shows the most recent improvement - in 2014 - was just a blip, and the trend is again moving in the wrong direction seen over almost four decades.</w:t>
         <w:br/>
-        <w:t>The range of anthologies coming on the market is evidence of that trend, hailed in some quarters, attacked in others. The chief targets are the old white guys who have forever dominated the field, from academics to publishing to the awards committees.</w:t>
+        <w:t>Resilient economic growth and a solid stretch of hiring the past few years had raised expectations that the gap between rich and lower-income workers would shrink in a sustained manner.</w:t>
         <w:br/>
-        <w:t>Adrienne Rich in her introduction to ''The Best American Poetry of 1996,'' sees hope in the emergence of projects that can break the hold that white men have had on poetry in this country.</w:t>
+        <w:t>The reality was disappointing. The growing divide underscores the angst that helped land President Donald Trump in the White House, with his appeal to working-class voters feeling left behind in the economy.</w:t>
         <w:br/>
-        <w:t>She calls that hold a ''defacto apartheid of our institutionalized literary culture. Apartheid of the imagination becomes a blockage in the throat of poetry.''</w:t>
+        <w:t>Americans near the top of the income scale, whose weekly earnings exceed those of 90 percent of all full-time wage and salary workers, made at least $2,095 in a typical week last year, according to the report released Jan. 24. Those in the bottom 10 percent earned less than $415.</w:t>
         <w:br/>
-        <w:t>Rich cites such efforts as the National Writers Voice and the Working Class Kitchen in Kentucky as a means of ''bringing poetry into local communities''</w:t>
+        <w:t>It's not all bad news: The latest figures show overall median weekly earnings for the 101 million workers 25 years or older last year climbed about 3 percent to $885, from $860 in 2015. The 2016 figures were reported by the Labor Department this week along with its fourth-quarter data from a survey of U.S. households.</w:t>
         <w:br/>
-        <w:t>Richard Wilbur, who falls into Rich's ''white men'' category, chafes a bit at these words. ''I'm a little disappointed in Adrienne's comments. For years while I was editing the Wesleyan Review, we were looking all the time to find the best new poets - women, minorities - we could. But we weren't willing to print something that wasn't any good.''</w:t>
+        <w:t>Wage disparities tend to be counter-cyclical, rising during times of slower economic growth, and usually shrinking when the business cycle accelerates. Of course, inclusive policies and opportunities to move up the socioeconomic ladder also play a huge role.</w:t>
         <w:br/>
-        <w:t>Verse, good and bad, has been Wilbur's profession for many of his 75 years. He's been the poet laureate of the United States, a Pulitzer Prize winner, the definitive translator of Moliere and Racine for the modern stage and all the while adding to his large body of poetry.</w:t>
+        <w:t>While the economy has grown at a historically modest 2.1 percent rate on average in the current expansion that began in mid-2009, the U.S. is almost at full employment now and the tight labor market has sparked hope that workers across the board will eventually see a lasting pickup in wage growth. Whether paychecks also reflect less inequality in coming years is anyone's guess.</w:t>
         <w:br/>
-        <w:t>Wilbur comes here Wednesday to open the new season of the International Poetry Forum. The reading is at 8 p.m. at the Carnegie Lecture Hall. (For tickets, call 621-9893.)</w:t>
-        <w:br/>
-        <w:t>Following another reading elsewhere several years ago, Wilbur was approached by a listener who asked him if he read ''gay poets, Latino poets, women poets.''</w:t>
-        <w:br/>
-        <w:t>''I said, 'I don't read category poets. I read good poetry.'</w:t>
-        <w:br/>
-        <w:t>''I'm afraid that what's happened in poetry today is part of the flavor of our life now,'' Wilbur said. ''Elizabeth Bishop was a wonderful poet and a lesbian, but she never agreed to place her work in anthologies of poetry by women. She reasoned that she was either a poet or she wasn't.''</w:t>
-        <w:br/>
-        <w:t>Contemporary poetry is not ''universally healthy at present,'' Wilbur feels.</w:t>
-        <w:br/>
-        <w:t>''There's a great deal of second-rate work getting published, slack, prosaic, personal, dull and unambitious. But, you know, it doesn't worry me all that much. When I was poet laureate, I was constantly asked by the press to assess 'the health' of poetry,' so I developed this answer:</w:t>
-        <w:br/>
-        <w:t>'' 'There are about 40 American poets around I would be interested in reading, and that's a treasure.' ''</w:t>
-        <w:br/>
-        <w:t>But, at present, 17th-century French verse rather than modern American poetry is Wilbur's concern. His latest project is the translation of Moliere's ''Don Juan,'' one of the French playwright's few prose plays.</w:t>
-        <w:br/>
-        <w:t>The standard form at the time was the rhymed couplet, and Wilbur has reworked seven Moliere works using that form for English-speaking audiences.</w:t>
-        <w:br/>
-        <w:t>Starting nearly 50 years ago, Wilbur began to preserve the classic French dramatic form at a time when Moliere, Racine and others were translated into prose only.</w:t>
-        <w:br/>
-        <w:t>His Moliere translations have reached Broadway, most recently last year, when Brian Bedford brought ''The School for Husbands'' and ''The Imaginary Cuckold'' to New York. The Pittsburgh Public Theater performed Wilbur's ''The School for Wives'' in '93.</w:t>
-        <w:br/>
-        <w:t>''I've always had a knack for rhyme and meter, so perhaps I've been able to do justice to Moliere,'' said Wilbur, who sees poets returning to those traditional forms.</w:t>
-        <w:br/>
-        <w:t>''There's a growing tendency within poetry now to take up rhyme and meter again. Free verse seems to have finally exhausted itself as more people discover how precise your language can be by using the traditional forms.''</w:t>
+        <w:t>Meanwhile, a stubborn gender gap persists among workers 16 years or older, the age-group usually used for such comparisons. Women's weekly take-home pay relative to men's has hovered within a narrow range during most of this economic recovery, instead of building on the improvement seen in prior decades.</w:t>
       </w:r>
     </w:p>
     <w:sectPr>
